--- a/plan.docx
+++ b/plan.docx
@@ -940,7 +940,7 @@
           <w:bCs/>
         </w:rPr>
         <w:pict w14:anchorId="12D72987">
-          <v:rect id="_x0000_i1150" style="width:0;height:.75pt" o:hralign="center" o:hrstd="t" o:hr="t" fillcolor="#a0a0a0" stroked="f"/>
+          <v:rect id="_x0000_i1025" style="width:0;height:.75pt" o:hralign="center" o:hrstd="t" o:hr="t" fillcolor="#a0a0a0" stroked="f"/>
         </w:pict>
       </w:r>
     </w:p>
@@ -5465,62 +5465,38 @@
               <w:rPr>
                 <w:b/>
                 <w:bCs/>
-              </w:rPr>
-            </w:pPr>
-            <w:r>
-              <w:rPr>
-                <w:b/>
-                <w:bCs/>
-              </w:rPr>
-              <w:t>Стиль линии (</w:t>
-            </w:r>
-            <w:proofErr w:type="spellStart"/>
-            <w:r>
-              <w:rPr>
-                <w:b/>
-                <w:bCs/>
-              </w:rPr>
-              <w:t>solid</w:t>
-            </w:r>
-            <w:proofErr w:type="spellEnd"/>
-            <w:r>
-              <w:rPr>
-                <w:b/>
-                <w:bCs/>
-              </w:rPr>
-              <w:t>/</w:t>
-            </w:r>
-            <w:proofErr w:type="spellStart"/>
-            <w:r>
-              <w:rPr>
-                <w:b/>
-                <w:bCs/>
-              </w:rPr>
-              <w:t>dash</w:t>
-            </w:r>
-            <w:proofErr w:type="spellEnd"/>
-            <w:r>
-              <w:rPr>
-                <w:b/>
-                <w:bCs/>
-              </w:rPr>
-              <w:t>/</w:t>
-            </w:r>
-            <w:proofErr w:type="spellStart"/>
-            <w:r>
-              <w:rPr>
-                <w:b/>
-                <w:bCs/>
-              </w:rPr>
-              <w:t>dot</w:t>
-            </w:r>
-            <w:proofErr w:type="spellEnd"/>
-            <w:r>
-              <w:rPr>
-                <w:b/>
-                <w:bCs/>
-              </w:rPr>
-              <w:t>)</w:t>
+                <w:lang w:val="en-US"/>
+              </w:rPr>
+            </w:pPr>
+            <w:r>
+              <w:rPr>
+                <w:b/>
+                <w:bCs/>
+              </w:rPr>
+              <w:t>Стиль</w:t>
+            </w:r>
+            <w:r>
+              <w:rPr>
+                <w:b/>
+                <w:bCs/>
+                <w:lang w:val="en-US"/>
+              </w:rPr>
+              <w:t xml:space="preserve"> </w:t>
+            </w:r>
+            <w:r>
+              <w:rPr>
+                <w:b/>
+                <w:bCs/>
+              </w:rPr>
+              <w:t>линии</w:t>
+            </w:r>
+            <w:r>
+              <w:rPr>
+                <w:b/>
+                <w:bCs/>
+                <w:lang w:val="en-US"/>
+              </w:rPr>
+              <w:t xml:space="preserve"> (solid/dash/dot)</w:t>
             </w:r>
           </w:p>
         </w:tc>
@@ -13447,44 +13423,32 @@
               <w:rPr>
                 <w:b/>
                 <w:bCs/>
-              </w:rPr>
-            </w:pPr>
-            <w:r>
-              <w:rPr>
-                <w:b/>
-                <w:bCs/>
-              </w:rPr>
-              <w:t xml:space="preserve">Command </w:t>
+                <w:lang w:val="en-US"/>
+              </w:rPr>
+            </w:pPr>
+            <w:r>
+              <w:rPr>
+                <w:b/>
+                <w:bCs/>
+                <w:lang w:val="en-US"/>
+              </w:rPr>
+              <w:t>Command Palette (</w:t>
             </w:r>
             <w:proofErr w:type="spellStart"/>
             <w:r>
               <w:rPr>
                 <w:b/>
                 <w:bCs/>
-              </w:rPr>
-              <w:t>Palette</w:t>
+                <w:lang w:val="en-US"/>
+              </w:rPr>
+              <w:t>Ctrl+Shift+P</w:t>
             </w:r>
             <w:proofErr w:type="spellEnd"/>
             <w:r>
               <w:rPr>
                 <w:b/>
                 <w:bCs/>
-              </w:rPr>
-              <w:t xml:space="preserve"> (</w:t>
-            </w:r>
-            <w:proofErr w:type="spellStart"/>
-            <w:r>
-              <w:rPr>
-                <w:b/>
-                <w:bCs/>
-              </w:rPr>
-              <w:t>Ctrl+Shift+P</w:t>
-            </w:r>
-            <w:proofErr w:type="spellEnd"/>
-            <w:r>
-              <w:rPr>
-                <w:b/>
-                <w:bCs/>
+                <w:lang w:val="en-US"/>
               </w:rPr>
               <w:t>)</w:t>
             </w:r>
@@ -14200,7 +14164,7 @@
           <w:bCs/>
         </w:rPr>
         <w:pict w14:anchorId="6360CAAD">
-          <v:rect id="_x0000_i1151" style="width:0;height:.75pt" o:hralign="center" o:hrstd="t" o:hr="t" fillcolor="#a0a0a0" stroked="f"/>
+          <v:rect id="_x0000_i1026" style="width:0;height:.75pt" o:hralign="center" o:hrstd="t" o:hr="t" fillcolor="#a0a0a0" stroked="f"/>
         </w:pict>
       </w:r>
     </w:p>
@@ -14454,13 +14418,6 @@
         </w:rPr>
         <w:br/>
       </w:r>
-      <w:r>
-        <w:rPr>
-          <w:b/>
-          <w:bCs/>
-        </w:rPr>
-        <w:t>1. Критические архитектурные проблемы (обязательно сейчас)</w:t>
-      </w:r>
     </w:p>
     <w:p>
       <w:pPr>
@@ -14474,7 +14431,9 @@
           <w:b/>
           <w:bCs/>
         </w:rPr>
-        <w:t>1.1. Нет разделения модель / представление</w:t>
+        <w:pict w14:anchorId="14B7807F">
+          <v:rect id="_x0000_i1027" style="width:0;height:.75pt" o:hralign="center" o:hrstd="t" o:hr="t" fillcolor="#a0a0a0" stroked="f"/>
+        </w:pict>
       </w:r>
     </w:p>
     <w:p>
@@ -14484,101 +14443,14 @@
           <w:bCs/>
         </w:rPr>
       </w:pPr>
-      <w:proofErr w:type="spellStart"/>
-      <w:r>
-        <w:rPr>
-          <w:b/>
-          <w:bCs/>
-        </w:rPr>
-        <w:t>graphData</w:t>
-      </w:r>
-      <w:proofErr w:type="spellEnd"/>
-      <w:r>
-        <w:rPr>
-          <w:b/>
-          <w:bCs/>
-        </w:rPr>
-        <w:t xml:space="preserve"> в curve_data.py — «божественный объект»: хранит </w:t>
-      </w:r>
-      <w:proofErr w:type="spellStart"/>
-      <w:r>
-        <w:rPr>
-          <w:b/>
-          <w:bCs/>
-        </w:rPr>
-        <w:t>raw</w:t>
-      </w:r>
-      <w:proofErr w:type="spellEnd"/>
-      <w:r>
-        <w:rPr>
-          <w:b/>
-          <w:bCs/>
-        </w:rPr>
-        <w:t xml:space="preserve">-данные, </w:t>
-      </w:r>
-      <w:proofErr w:type="spellStart"/>
-      <w:r>
-        <w:rPr>
-          <w:b/>
-          <w:bCs/>
-        </w:rPr>
-        <w:t>filtered</w:t>
-      </w:r>
-      <w:proofErr w:type="spellEnd"/>
-      <w:r>
-        <w:rPr>
-          <w:b/>
-          <w:bCs/>
-        </w:rPr>
-        <w:t xml:space="preserve">-данные, </w:t>
-      </w:r>
-      <w:proofErr w:type="spellStart"/>
-      <w:r>
-        <w:rPr>
-          <w:b/>
-          <w:bCs/>
-        </w:rPr>
-        <w:t>plot_items</w:t>
-      </w:r>
-      <w:proofErr w:type="spellEnd"/>
-      <w:r>
-        <w:rPr>
-          <w:b/>
-          <w:bCs/>
-        </w:rPr>
-        <w:t xml:space="preserve">, </w:t>
-      </w:r>
-      <w:proofErr w:type="spellStart"/>
-      <w:r>
-        <w:rPr>
-          <w:b/>
-          <w:bCs/>
-        </w:rPr>
-        <w:t>tree_item</w:t>
-      </w:r>
-      <w:proofErr w:type="spellEnd"/>
-      <w:r>
-        <w:rPr>
-          <w:b/>
-          <w:bCs/>
-        </w:rPr>
-        <w:t xml:space="preserve">, стиль, фильтры, статистику, флаги клика. Любое изменение (экспорт, анализ, </w:t>
-      </w:r>
-      <w:proofErr w:type="spellStart"/>
-      <w:r>
-        <w:rPr>
-          <w:b/>
-          <w:bCs/>
-        </w:rPr>
-        <w:t>undo</w:t>
-      </w:r>
-      <w:proofErr w:type="spellEnd"/>
-      <w:r>
-        <w:rPr>
-          <w:b/>
-          <w:bCs/>
-        </w:rPr>
-        <w:t>) требует трогать этот класс.</w:t>
+      <w:r>
+        <w:rPr>
+          <w:b/>
+          <w:bCs/>
+        </w:rPr>
+        <w:pict w14:anchorId="6CC69C40">
+          <v:rect id="_x0000_i1028" style="width:0;height:.75pt" o:hralign="center" o:hrstd="t" o:hr="t" fillcolor="#a0a0a0" stroked="f"/>
+        </w:pict>
       </w:r>
     </w:p>
     <w:p>
@@ -14593,977 +14465,8 @@
           <w:b/>
           <w:bCs/>
         </w:rPr>
-        <w:t>Что сделать:</w:t>
-      </w:r>
-    </w:p>
-    <w:p>
-      <w:pPr>
-        <w:numPr>
-          <w:ilvl w:val="0"/>
-          <w:numId w:val="1"/>
-        </w:numPr>
-        <w:rPr>
-          <w:b/>
-          <w:bCs/>
-        </w:rPr>
-      </w:pPr>
-      <w:proofErr w:type="spellStart"/>
-      <w:r>
-        <w:rPr>
-          <w:b/>
-          <w:bCs/>
-        </w:rPr>
-        <w:t>CurveModel</w:t>
-      </w:r>
-      <w:proofErr w:type="spellEnd"/>
-      <w:r>
-        <w:rPr>
-          <w:b/>
-          <w:bCs/>
-        </w:rPr>
-        <w:t xml:space="preserve"> — чистая модель: </w:t>
-      </w:r>
-      <w:proofErr w:type="spellStart"/>
-      <w:r>
-        <w:rPr>
-          <w:b/>
-          <w:bCs/>
-        </w:rPr>
-        <w:t>id</w:t>
-      </w:r>
-      <w:proofErr w:type="spellEnd"/>
-      <w:r>
-        <w:rPr>
-          <w:b/>
-          <w:bCs/>
-        </w:rPr>
-        <w:t>, x/y, стиль (</w:t>
-      </w:r>
-      <w:proofErr w:type="spellStart"/>
-      <w:r>
-        <w:rPr>
-          <w:b/>
-          <w:bCs/>
-        </w:rPr>
-        <w:t>LineStyle</w:t>
-      </w:r>
-      <w:proofErr w:type="spellEnd"/>
-      <w:r>
-        <w:rPr>
-          <w:b/>
-          <w:bCs/>
-        </w:rPr>
-        <w:t xml:space="preserve">), </w:t>
-      </w:r>
-      <w:proofErr w:type="spellStart"/>
-      <w:r>
-        <w:rPr>
-          <w:b/>
-          <w:bCs/>
-        </w:rPr>
-        <w:t>pipeline</w:t>
-      </w:r>
-      <w:proofErr w:type="spellEnd"/>
-      <w:r>
-        <w:rPr>
-          <w:b/>
-          <w:bCs/>
-        </w:rPr>
-        <w:t xml:space="preserve"> фильтров, метаданные, статистика. Без </w:t>
-      </w:r>
-      <w:proofErr w:type="spellStart"/>
-      <w:r>
-        <w:rPr>
-          <w:b/>
-          <w:bCs/>
-        </w:rPr>
-        <w:t>PyQt</w:t>
-      </w:r>
-      <w:proofErr w:type="spellEnd"/>
-      <w:r>
-        <w:rPr>
-          <w:b/>
-          <w:bCs/>
-        </w:rPr>
-        <w:t>-виджетов.</w:t>
-      </w:r>
-    </w:p>
-    <w:p>
-      <w:pPr>
-        <w:numPr>
-          <w:ilvl w:val="0"/>
-          <w:numId w:val="1"/>
-        </w:numPr>
-        <w:rPr>
-          <w:b/>
-          <w:bCs/>
-        </w:rPr>
-      </w:pPr>
-      <w:proofErr w:type="spellStart"/>
-      <w:r>
-        <w:rPr>
-          <w:b/>
-          <w:bCs/>
-        </w:rPr>
-        <w:t>CurveView</w:t>
-      </w:r>
-      <w:proofErr w:type="spellEnd"/>
-      <w:r>
-        <w:rPr>
-          <w:b/>
-          <w:bCs/>
-        </w:rPr>
-        <w:t xml:space="preserve"> — всё, что связано с </w:t>
-      </w:r>
-      <w:proofErr w:type="spellStart"/>
-      <w:r>
-        <w:rPr>
-          <w:b/>
-          <w:bCs/>
-        </w:rPr>
-        <w:t>plot_items</w:t>
-      </w:r>
-      <w:proofErr w:type="spellEnd"/>
-      <w:r>
-        <w:rPr>
-          <w:b/>
-          <w:bCs/>
-        </w:rPr>
-        <w:t xml:space="preserve"> и </w:t>
-      </w:r>
-      <w:proofErr w:type="spellStart"/>
-      <w:r>
-        <w:rPr>
-          <w:b/>
-          <w:bCs/>
-        </w:rPr>
-        <w:t>tree_item</w:t>
-      </w:r>
-      <w:proofErr w:type="spellEnd"/>
-      <w:r>
-        <w:rPr>
-          <w:b/>
-          <w:bCs/>
-        </w:rPr>
-        <w:t>, слушает модель.</w:t>
-      </w:r>
-    </w:p>
-    <w:p>
-      <w:pPr>
-        <w:numPr>
-          <w:ilvl w:val="0"/>
-          <w:numId w:val="1"/>
-        </w:numPr>
-        <w:rPr>
-          <w:b/>
-          <w:bCs/>
-        </w:rPr>
-      </w:pPr>
-      <w:proofErr w:type="spellStart"/>
-      <w:r>
-        <w:rPr>
-          <w:b/>
-          <w:bCs/>
-        </w:rPr>
-        <w:t>CurveController</w:t>
-      </w:r>
-      <w:proofErr w:type="spellEnd"/>
-      <w:r>
-        <w:rPr>
-          <w:b/>
-          <w:bCs/>
-        </w:rPr>
-        <w:t xml:space="preserve"> — мостик между пользовательским вводом и моделью.</w:t>
-      </w:r>
-    </w:p>
-    <w:p>
-      <w:pPr>
-        <w:rPr>
-          <w:b/>
-          <w:bCs/>
-        </w:rPr>
-      </w:pPr>
-      <w:r>
-        <w:rPr>
-          <w:b/>
-          <w:bCs/>
-        </w:rPr>
-        <w:t>Тот же приём — для сессии, осей, аннотаций.</w:t>
-      </w:r>
-    </w:p>
-    <w:p>
-      <w:pPr>
-        <w:rPr>
-          <w:b/>
-          <w:bCs/>
-        </w:rPr>
-      </w:pPr>
-      <w:r>
-        <w:rPr>
-          <w:b/>
-          <w:bCs/>
-        </w:rPr>
-        <w:t xml:space="preserve">Почему сейчас: пока в </w:t>
-      </w:r>
-      <w:proofErr w:type="spellStart"/>
-      <w:r>
-        <w:rPr>
-          <w:b/>
-          <w:bCs/>
-        </w:rPr>
-        <w:t>graphData</w:t>
-      </w:r>
-      <w:proofErr w:type="spellEnd"/>
-      <w:r>
-        <w:rPr>
-          <w:b/>
-          <w:bCs/>
-        </w:rPr>
-        <w:t xml:space="preserve"> нет анализа и аннотаций. Потом добавление FFT/фитинга в этот класс сделает его неремонтопригодным.</w:t>
-      </w:r>
-    </w:p>
-    <w:p>
-      <w:pPr>
-        <w:rPr>
-          <w:b/>
-          <w:bCs/>
-        </w:rPr>
-      </w:pPr>
-      <w:r>
-        <w:rPr>
-          <w:b/>
-          <w:bCs/>
-        </w:rPr>
-        <w:pict w14:anchorId="14B7807F">
-          <v:rect id="_x0000_i1119" style="width:0;height:.75pt" o:hralign="center" o:hrstd="t" o:hr="t" fillcolor="#a0a0a0" stroked="f"/>
-        </w:pict>
-      </w:r>
-    </w:p>
-    <w:p>
-      <w:pPr>
-        <w:rPr>
-          <w:b/>
-          <w:bCs/>
-        </w:rPr>
-      </w:pPr>
-      <w:r>
-        <w:rPr>
-          <w:b/>
-          <w:bCs/>
-        </w:rPr>
-        <w:lastRenderedPageBreak/>
-        <w:pict w14:anchorId="6CC69C40">
-          <v:rect id="_x0000_i1121" style="width:0;height:.75pt" o:hralign="center" o:hrstd="t" o:hr="t" fillcolor="#a0a0a0" stroked="f"/>
-        </w:pict>
-      </w:r>
-    </w:p>
-    <w:p>
-      <w:pPr>
-        <w:rPr>
-          <w:b/>
-          <w:bCs/>
-        </w:rPr>
-      </w:pPr>
-      <w:r>
-        <w:rPr>
-          <w:b/>
-          <w:bCs/>
-        </w:rPr>
-        <w:t>1.4. Внешний модуль управления не отделён от приложения</w:t>
-      </w:r>
-    </w:p>
-    <w:p>
-      <w:pPr>
-        <w:rPr>
-          <w:b/>
-          <w:bCs/>
-        </w:rPr>
-      </w:pPr>
-      <w:proofErr w:type="spellStart"/>
-      <w:r>
-        <w:rPr>
-          <w:b/>
-          <w:bCs/>
-        </w:rPr>
-        <w:t>sessionController</w:t>
-      </w:r>
-      <w:proofErr w:type="spellEnd"/>
-      <w:r>
-        <w:rPr>
-          <w:b/>
-          <w:bCs/>
-        </w:rPr>
-        <w:t xml:space="preserve"> — это одновременно:</w:t>
-      </w:r>
-    </w:p>
-    <w:p>
-      <w:pPr>
-        <w:numPr>
-          <w:ilvl w:val="0"/>
-          <w:numId w:val="3"/>
-        </w:numPr>
-        <w:rPr>
-          <w:b/>
-          <w:bCs/>
-        </w:rPr>
-      </w:pPr>
-      <w:r>
-        <w:rPr>
-          <w:b/>
-          <w:bCs/>
-        </w:rPr>
-        <w:t>модель сессий,</w:t>
-      </w:r>
-    </w:p>
-    <w:p>
-      <w:pPr>
-        <w:numPr>
-          <w:ilvl w:val="0"/>
-          <w:numId w:val="3"/>
-        </w:numPr>
-        <w:rPr>
-          <w:b/>
-          <w:bCs/>
-        </w:rPr>
-      </w:pPr>
-      <w:r>
-        <w:rPr>
-          <w:b/>
-          <w:bCs/>
-        </w:rPr>
-        <w:t>UI-контроллер,</w:t>
-      </w:r>
-    </w:p>
-    <w:p>
-      <w:pPr>
-        <w:numPr>
-          <w:ilvl w:val="0"/>
-          <w:numId w:val="3"/>
-        </w:numPr>
-        <w:rPr>
-          <w:b/>
-          <w:bCs/>
-          <w:lang w:val="en-US"/>
-        </w:rPr>
-      </w:pPr>
-      <w:r>
-        <w:rPr>
-          <w:b/>
-          <w:bCs/>
-        </w:rPr>
-        <w:t>точка</w:t>
-      </w:r>
-      <w:r>
-        <w:rPr>
-          <w:b/>
-          <w:bCs/>
-          <w:lang w:val="en-US"/>
-        </w:rPr>
-        <w:t xml:space="preserve"> </w:t>
-      </w:r>
-      <w:r>
-        <w:rPr>
-          <w:b/>
-          <w:bCs/>
-        </w:rPr>
-        <w:t>приёма</w:t>
-      </w:r>
-      <w:r>
-        <w:rPr>
-          <w:b/>
-          <w:bCs/>
-          <w:lang w:val="en-US"/>
-        </w:rPr>
-        <w:t xml:space="preserve"> </w:t>
-      </w:r>
-      <w:r>
-        <w:rPr>
-          <w:b/>
-          <w:bCs/>
-        </w:rPr>
-        <w:t>данных</w:t>
-      </w:r>
-      <w:r>
-        <w:rPr>
-          <w:b/>
-          <w:bCs/>
-          <w:lang w:val="en-US"/>
-        </w:rPr>
-        <w:t xml:space="preserve"> </w:t>
-      </w:r>
-      <w:r>
-        <w:rPr>
-          <w:b/>
-          <w:bCs/>
-        </w:rPr>
-        <w:t>извне</w:t>
-      </w:r>
-      <w:r>
-        <w:rPr>
-          <w:b/>
-          <w:bCs/>
-          <w:lang w:val="en-US"/>
-        </w:rPr>
-        <w:t xml:space="preserve"> (</w:t>
-      </w:r>
-      <w:proofErr w:type="spellStart"/>
-      <w:r>
-        <w:rPr>
-          <w:b/>
-          <w:bCs/>
-          <w:lang w:val="en-US"/>
-        </w:rPr>
-        <w:t>update_session_data</w:t>
-      </w:r>
-      <w:proofErr w:type="spellEnd"/>
-      <w:r>
-        <w:rPr>
-          <w:b/>
-          <w:bCs/>
-          <w:lang w:val="en-US"/>
-        </w:rPr>
-        <w:t xml:space="preserve">, </w:t>
-      </w:r>
-      <w:proofErr w:type="spellStart"/>
-      <w:r>
-        <w:rPr>
-          <w:b/>
-          <w:bCs/>
-          <w:lang w:val="en-US"/>
-        </w:rPr>
-        <w:t>decode_add_exp_parameters</w:t>
-      </w:r>
-      <w:proofErr w:type="spellEnd"/>
-      <w:r>
-        <w:rPr>
-          <w:b/>
-          <w:bCs/>
-          <w:lang w:val="en-US"/>
-        </w:rPr>
-        <w:t>),</w:t>
-      </w:r>
-    </w:p>
-    <w:p>
-      <w:pPr>
-        <w:numPr>
-          <w:ilvl w:val="0"/>
-          <w:numId w:val="3"/>
-        </w:numPr>
-        <w:rPr>
-          <w:b/>
-          <w:bCs/>
-        </w:rPr>
-      </w:pPr>
-      <w:r>
-        <w:rPr>
-          <w:b/>
-          <w:bCs/>
-        </w:rPr>
-        <w:t>владелец HDF5/Excel-сохранения.</w:t>
-      </w:r>
-    </w:p>
-    <w:p>
-      <w:pPr>
-        <w:rPr>
-          <w:b/>
-          <w:bCs/>
-        </w:rPr>
-      </w:pPr>
-      <w:r>
-        <w:rPr>
-          <w:b/>
-          <w:bCs/>
-        </w:rPr>
-        <w:t>Внешний модуль эксперимента сейчас знает слишком много о внутренностях.</w:t>
-      </w:r>
-    </w:p>
-    <w:p>
-      <w:pPr>
-        <w:rPr>
-          <w:b/>
-          <w:bCs/>
-        </w:rPr>
-      </w:pPr>
-      <w:r>
-        <w:rPr>
-          <w:b/>
-          <w:bCs/>
-        </w:rPr>
-        <w:t xml:space="preserve">Что сделать: ввести порт (интерфейс) </w:t>
-      </w:r>
-      <w:proofErr w:type="spellStart"/>
-      <w:r>
-        <w:rPr>
-          <w:b/>
-          <w:bCs/>
-        </w:rPr>
-        <w:t>ExperimentPort</w:t>
-      </w:r>
-      <w:proofErr w:type="spellEnd"/>
-      <w:r>
-        <w:rPr>
-          <w:b/>
-          <w:bCs/>
-        </w:rPr>
-        <w:t>:</w:t>
-      </w:r>
-    </w:p>
-    <w:p>
-      <w:pPr>
-        <w:rPr>
-          <w:b/>
-          <w:bCs/>
-          <w:lang w:val="en-US"/>
-        </w:rPr>
-      </w:pPr>
-      <w:r>
-        <w:rPr>
-          <w:b/>
-          <w:bCs/>
-          <w:lang w:val="en-US"/>
-        </w:rPr>
-        <w:t>python</w:t>
-      </w:r>
-    </w:p>
-    <w:p>
-      <w:pPr>
-        <w:rPr>
-          <w:b/>
-          <w:bCs/>
-          <w:lang w:val="en-US"/>
-        </w:rPr>
-      </w:pPr>
-      <w:r>
-        <w:rPr>
-          <w:b/>
-          <w:bCs/>
-          <w:lang w:val="en-US"/>
-        </w:rPr>
-        <w:t xml:space="preserve">class </w:t>
-      </w:r>
-      <w:proofErr w:type="spellStart"/>
-      <w:proofErr w:type="gramStart"/>
-      <w:r>
-        <w:rPr>
-          <w:b/>
-          <w:bCs/>
-          <w:lang w:val="en-US"/>
-        </w:rPr>
-        <w:t>ExperimentPort</w:t>
-      </w:r>
-      <w:proofErr w:type="spellEnd"/>
-      <w:r>
-        <w:rPr>
-          <w:b/>
-          <w:bCs/>
-          <w:lang w:val="en-US"/>
-        </w:rPr>
-        <w:t>(</w:t>
-      </w:r>
-      <w:proofErr w:type="gramEnd"/>
-      <w:r>
-        <w:rPr>
-          <w:b/>
-          <w:bCs/>
-          <w:lang w:val="en-US"/>
-        </w:rPr>
-        <w:t>Protocol):</w:t>
-      </w:r>
-    </w:p>
-    <w:p>
-      <w:pPr>
-        <w:rPr>
-          <w:b/>
-          <w:bCs/>
-          <w:lang w:val="en-US"/>
-        </w:rPr>
-      </w:pPr>
-      <w:r>
-        <w:rPr>
-          <w:b/>
-          <w:bCs/>
-          <w:lang w:val="en-US"/>
-        </w:rPr>
-        <w:t xml:space="preserve">    def </w:t>
-      </w:r>
-      <w:proofErr w:type="spellStart"/>
-      <w:r>
-        <w:rPr>
-          <w:b/>
-          <w:bCs/>
-          <w:lang w:val="en-US"/>
-        </w:rPr>
-        <w:t>start_</w:t>
-      </w:r>
-      <w:proofErr w:type="gramStart"/>
-      <w:r>
-        <w:rPr>
-          <w:b/>
-          <w:bCs/>
-          <w:lang w:val="en-US"/>
-        </w:rPr>
-        <w:t>session</w:t>
-      </w:r>
-      <w:proofErr w:type="spellEnd"/>
-      <w:r>
-        <w:rPr>
-          <w:b/>
-          <w:bCs/>
-          <w:lang w:val="en-US"/>
-        </w:rPr>
-        <w:t>(</w:t>
-      </w:r>
-      <w:proofErr w:type="gramEnd"/>
-      <w:r>
-        <w:rPr>
-          <w:b/>
-          <w:bCs/>
-          <w:lang w:val="en-US"/>
-        </w:rPr>
-        <w:t xml:space="preserve">self, name: str, meta: </w:t>
-      </w:r>
-      <w:proofErr w:type="spellStart"/>
-      <w:r>
-        <w:rPr>
-          <w:b/>
-          <w:bCs/>
-          <w:lang w:val="en-US"/>
-        </w:rPr>
-        <w:t>dict</w:t>
-      </w:r>
-      <w:proofErr w:type="spellEnd"/>
-      <w:r>
-        <w:rPr>
-          <w:b/>
-          <w:bCs/>
-          <w:lang w:val="en-US"/>
-        </w:rPr>
-        <w:t>) -&gt; str: ...</w:t>
-      </w:r>
-    </w:p>
-    <w:p>
-      <w:pPr>
-        <w:rPr>
-          <w:b/>
-          <w:bCs/>
-          <w:lang w:val="en-US"/>
-        </w:rPr>
-      </w:pPr>
-      <w:r>
-        <w:rPr>
-          <w:b/>
-          <w:bCs/>
-          <w:lang w:val="en-US"/>
-        </w:rPr>
-        <w:t xml:space="preserve">    def </w:t>
-      </w:r>
-      <w:proofErr w:type="spellStart"/>
-      <w:r>
-        <w:rPr>
-          <w:b/>
-          <w:bCs/>
-          <w:lang w:val="en-US"/>
-        </w:rPr>
-        <w:t>push_</w:t>
-      </w:r>
-      <w:proofErr w:type="gramStart"/>
-      <w:r>
-        <w:rPr>
-          <w:b/>
-          <w:bCs/>
-          <w:lang w:val="en-US"/>
-        </w:rPr>
-        <w:t>batch</w:t>
-      </w:r>
-      <w:proofErr w:type="spellEnd"/>
-      <w:r>
-        <w:rPr>
-          <w:b/>
-          <w:bCs/>
-          <w:lang w:val="en-US"/>
-        </w:rPr>
-        <w:t>(</w:t>
-      </w:r>
-      <w:proofErr w:type="gramEnd"/>
-      <w:r>
-        <w:rPr>
-          <w:b/>
-          <w:bCs/>
-          <w:lang w:val="en-US"/>
-        </w:rPr>
-        <w:t xml:space="preserve">self, </w:t>
-      </w:r>
-      <w:proofErr w:type="spellStart"/>
-      <w:r>
-        <w:rPr>
-          <w:b/>
-          <w:bCs/>
-          <w:lang w:val="en-US"/>
-        </w:rPr>
-        <w:t>session_id</w:t>
-      </w:r>
-      <w:proofErr w:type="spellEnd"/>
-      <w:r>
-        <w:rPr>
-          <w:b/>
-          <w:bCs/>
-          <w:lang w:val="en-US"/>
-        </w:rPr>
-        <w:t xml:space="preserve">: str, batch: </w:t>
-      </w:r>
-      <w:proofErr w:type="spellStart"/>
-      <w:r>
-        <w:rPr>
-          <w:b/>
-          <w:bCs/>
-          <w:lang w:val="en-US"/>
-        </w:rPr>
-        <w:t>dict</w:t>
-      </w:r>
-      <w:proofErr w:type="spellEnd"/>
-      <w:r>
-        <w:rPr>
-          <w:b/>
-          <w:bCs/>
-          <w:lang w:val="en-US"/>
-        </w:rPr>
-        <w:t>) -&gt; None: ...</w:t>
-      </w:r>
-    </w:p>
-    <w:p>
-      <w:pPr>
-        <w:rPr>
-          <w:b/>
-          <w:bCs/>
-          <w:lang w:val="en-US"/>
-        </w:rPr>
-      </w:pPr>
-      <w:r>
-        <w:rPr>
-          <w:b/>
-          <w:bCs/>
-          <w:lang w:val="en-US"/>
-        </w:rPr>
-        <w:t xml:space="preserve">    def </w:t>
-      </w:r>
-      <w:proofErr w:type="spellStart"/>
-      <w:r>
-        <w:rPr>
-          <w:b/>
-          <w:bCs/>
-          <w:lang w:val="en-US"/>
-        </w:rPr>
-        <w:t>stop_</w:t>
-      </w:r>
-      <w:proofErr w:type="gramStart"/>
-      <w:r>
-        <w:rPr>
-          <w:b/>
-          <w:bCs/>
-          <w:lang w:val="en-US"/>
-        </w:rPr>
-        <w:t>session</w:t>
-      </w:r>
-      <w:proofErr w:type="spellEnd"/>
-      <w:r>
-        <w:rPr>
-          <w:b/>
-          <w:bCs/>
-          <w:lang w:val="en-US"/>
-        </w:rPr>
-        <w:t>(</w:t>
-      </w:r>
-      <w:proofErr w:type="gramEnd"/>
-      <w:r>
-        <w:rPr>
-          <w:b/>
-          <w:bCs/>
-          <w:lang w:val="en-US"/>
-        </w:rPr>
-        <w:t xml:space="preserve">self, </w:t>
-      </w:r>
-      <w:proofErr w:type="spellStart"/>
-      <w:r>
-        <w:rPr>
-          <w:b/>
-          <w:bCs/>
-          <w:lang w:val="en-US"/>
-        </w:rPr>
-        <w:t>session_id</w:t>
-      </w:r>
-      <w:proofErr w:type="spellEnd"/>
-      <w:r>
-        <w:rPr>
-          <w:b/>
-          <w:bCs/>
-          <w:lang w:val="en-US"/>
-        </w:rPr>
-        <w:t>: str) -&gt; None: ...</w:t>
-      </w:r>
-    </w:p>
-    <w:p>
-      <w:pPr>
-        <w:rPr>
-          <w:b/>
-          <w:bCs/>
-          <w:lang w:val="en-US"/>
-        </w:rPr>
-      </w:pPr>
-      <w:r>
-        <w:rPr>
-          <w:b/>
-          <w:bCs/>
-          <w:lang w:val="en-US"/>
-        </w:rPr>
-        <w:t xml:space="preserve">    def </w:t>
-      </w:r>
-      <w:proofErr w:type="spellStart"/>
-      <w:r>
-        <w:rPr>
-          <w:b/>
-          <w:bCs/>
-          <w:lang w:val="en-US"/>
-        </w:rPr>
-        <w:t>set_</w:t>
-      </w:r>
-      <w:proofErr w:type="gramStart"/>
-      <w:r>
-        <w:rPr>
-          <w:b/>
-          <w:bCs/>
-          <w:lang w:val="en-US"/>
-        </w:rPr>
-        <w:t>status</w:t>
-      </w:r>
-      <w:proofErr w:type="spellEnd"/>
-      <w:r>
-        <w:rPr>
-          <w:b/>
-          <w:bCs/>
-          <w:lang w:val="en-US"/>
-        </w:rPr>
-        <w:t>(</w:t>
-      </w:r>
-      <w:proofErr w:type="gramEnd"/>
-      <w:r>
-        <w:rPr>
-          <w:b/>
-          <w:bCs/>
-          <w:lang w:val="en-US"/>
-        </w:rPr>
-        <w:t xml:space="preserve">self, </w:t>
-      </w:r>
-      <w:proofErr w:type="spellStart"/>
-      <w:r>
-        <w:rPr>
-          <w:b/>
-          <w:bCs/>
-          <w:lang w:val="en-US"/>
-        </w:rPr>
-        <w:t>session_id</w:t>
-      </w:r>
-      <w:proofErr w:type="spellEnd"/>
-      <w:r>
-        <w:rPr>
-          <w:b/>
-          <w:bCs/>
-          <w:lang w:val="en-US"/>
-        </w:rPr>
-        <w:t>: str, status: str) -&gt; None: ...</w:t>
-      </w:r>
-    </w:p>
-    <w:p>
-      <w:pPr>
-        <w:rPr>
-          <w:b/>
-          <w:bCs/>
-        </w:rPr>
-      </w:pPr>
-      <w:r>
-        <w:rPr>
-          <w:b/>
-          <w:bCs/>
-        </w:rPr>
-        <w:t xml:space="preserve">Внутри — </w:t>
-      </w:r>
-      <w:proofErr w:type="spellStart"/>
-      <w:r>
-        <w:rPr>
-          <w:b/>
-          <w:bCs/>
-        </w:rPr>
-        <w:t>SessionService</w:t>
-      </w:r>
-      <w:proofErr w:type="spellEnd"/>
-      <w:r>
-        <w:rPr>
-          <w:b/>
-          <w:bCs/>
-        </w:rPr>
-        <w:t xml:space="preserve">, который реализует порт и уже работает с </w:t>
-      </w:r>
-      <w:proofErr w:type="spellStart"/>
-      <w:r>
-        <w:rPr>
-          <w:b/>
-          <w:bCs/>
-        </w:rPr>
-        <w:t>dataManager</w:t>
-      </w:r>
-      <w:proofErr w:type="spellEnd"/>
-      <w:r>
-        <w:rPr>
-          <w:b/>
-          <w:bCs/>
-        </w:rPr>
-        <w:t>/UI. Тогда внешний модуль видит только 4 метода, а не 20.</w:t>
-      </w:r>
-    </w:p>
-    <w:p>
-      <w:pPr>
-        <w:rPr>
-          <w:b/>
-          <w:bCs/>
-        </w:rPr>
-      </w:pPr>
-      <w:r>
-        <w:rPr>
-          <w:b/>
-          <w:bCs/>
-        </w:rPr>
-        <w:t xml:space="preserve">Почему сейчас: потом, когда вы добавите ещё источники данных (другой стенд, IPC, </w:t>
-      </w:r>
-      <w:proofErr w:type="spellStart"/>
-      <w:r>
-        <w:rPr>
-          <w:b/>
-          <w:bCs/>
-        </w:rPr>
-        <w:t>WebSocket</w:t>
-      </w:r>
-      <w:proofErr w:type="spellEnd"/>
-      <w:r>
-        <w:rPr>
-          <w:b/>
-          <w:bCs/>
-        </w:rPr>
-        <w:t>), вы будете городить ещё одну прослойку. Лучше сразу одна точка входа.</w:t>
-      </w:r>
-    </w:p>
-    <w:p>
-      <w:pPr>
-        <w:rPr>
-          <w:b/>
-          <w:bCs/>
-        </w:rPr>
-      </w:pPr>
-      <w:r>
-        <w:rPr>
-          <w:b/>
-          <w:bCs/>
-        </w:rPr>
         <w:pict w14:anchorId="1A653F69">
-          <v:rect id="_x0000_i1122" style="width:0;height:.75pt" o:hralign="center" o:hrstd="t" o:hr="t" fillcolor="#a0a0a0" stroked="f"/>
+          <v:rect id="_x0000_i1029" style="width:0;height:.75pt" o:hralign="center" o:hrstd="t" o:hr="t" fillcolor="#a0a0a0" stroked="f"/>
         </w:pict>
       </w:r>
     </w:p>
@@ -15900,6 +14803,7 @@
           <w:b/>
           <w:bCs/>
         </w:rPr>
+        <w:lastRenderedPageBreak/>
         <w:t>SelectionAdapter</w:t>
       </w:r>
       <w:proofErr w:type="spellEnd"/>
@@ -16056,7 +14960,6 @@
           <w:b/>
           <w:bCs/>
         </w:rPr>
-        <w:lastRenderedPageBreak/>
         <w:t xml:space="preserve">Плюс вынести UI-логику </w:t>
       </w:r>
       <w:proofErr w:type="spellStart"/>
@@ -16120,7 +15023,7 @@
           <w:bCs/>
         </w:rPr>
         <w:pict w14:anchorId="393E51DF">
-          <v:rect id="_x0000_i1123" style="width:0;height:.75pt" o:hralign="center" o:hrstd="t" o:hr="t" fillcolor="#a0a0a0" stroked="f"/>
+          <v:rect id="_x0000_i1030" style="width:0;height:.75pt" o:hralign="center" o:hrstd="t" o:hr="t" fillcolor="#a0a0a0" stroked="f"/>
         </w:pict>
       </w:r>
     </w:p>
@@ -16153,355 +15056,6 @@
           <w:bCs/>
         </w:rPr>
         <w:t xml:space="preserve"> как слои (не переделывать)</w:t>
-      </w:r>
-    </w:p>
-    <w:p>
-      <w:pPr>
-        <w:rPr>
-          <w:b/>
-          <w:bCs/>
-          <w:lang w:val="en-US"/>
-        </w:rPr>
-      </w:pPr>
-      <w:r>
-        <w:rPr>
-          <w:b/>
-          <w:bCs/>
-          <w:lang w:val="en-US"/>
-        </w:rPr>
-        <w:t xml:space="preserve">2.1. </w:t>
-      </w:r>
-      <w:proofErr w:type="spellStart"/>
-      <w:r>
-        <w:rPr>
-          <w:b/>
-          <w:bCs/>
-          <w:lang w:val="en-US"/>
-        </w:rPr>
-        <w:t>CommandBus</w:t>
-      </w:r>
-      <w:proofErr w:type="spellEnd"/>
-      <w:r>
-        <w:rPr>
-          <w:b/>
-          <w:bCs/>
-          <w:lang w:val="en-US"/>
-        </w:rPr>
-        <w:t xml:space="preserve"> + </w:t>
-      </w:r>
-      <w:proofErr w:type="spellStart"/>
-      <w:r>
-        <w:rPr>
-          <w:b/>
-          <w:bCs/>
-          <w:lang w:val="en-US"/>
-        </w:rPr>
-        <w:t>QUndoStack</w:t>
-      </w:r>
-      <w:proofErr w:type="spellEnd"/>
-    </w:p>
-    <w:p>
-      <w:pPr>
-        <w:rPr>
-          <w:b/>
-          <w:bCs/>
-        </w:rPr>
-      </w:pPr>
-      <w:r>
-        <w:rPr>
-          <w:b/>
-          <w:bCs/>
-        </w:rPr>
-        <w:t>Ввести</w:t>
-      </w:r>
-      <w:r>
-        <w:rPr>
-          <w:b/>
-          <w:bCs/>
-          <w:lang w:val="en-US"/>
-        </w:rPr>
-        <w:t xml:space="preserve"> </w:t>
-      </w:r>
-      <w:proofErr w:type="spellStart"/>
-      <w:r>
-        <w:rPr>
-          <w:b/>
-          <w:bCs/>
-          <w:lang w:val="en-US"/>
-        </w:rPr>
-        <w:t>ActionRegistry</w:t>
-      </w:r>
-      <w:proofErr w:type="spellEnd"/>
-      <w:r>
-        <w:rPr>
-          <w:b/>
-          <w:bCs/>
-          <w:lang w:val="en-US"/>
-        </w:rPr>
-        <w:t xml:space="preserve"> </w:t>
-      </w:r>
-      <w:r>
-        <w:rPr>
-          <w:b/>
-          <w:bCs/>
-        </w:rPr>
-        <w:t>и</w:t>
-      </w:r>
-      <w:r>
-        <w:rPr>
-          <w:b/>
-          <w:bCs/>
-          <w:lang w:val="en-US"/>
-        </w:rPr>
-        <w:t xml:space="preserve"> </w:t>
-      </w:r>
-      <w:proofErr w:type="spellStart"/>
-      <w:r>
-        <w:rPr>
-          <w:b/>
-          <w:bCs/>
-          <w:lang w:val="en-US"/>
-        </w:rPr>
-        <w:t>CommandBus</w:t>
-      </w:r>
-      <w:proofErr w:type="spellEnd"/>
-      <w:r>
-        <w:rPr>
-          <w:b/>
-          <w:bCs/>
-          <w:lang w:val="en-US"/>
-        </w:rPr>
-        <w:t xml:space="preserve"> </w:t>
-      </w:r>
-      <w:r>
-        <w:rPr>
-          <w:b/>
-          <w:bCs/>
-        </w:rPr>
-        <w:t>сейчас</w:t>
-      </w:r>
-      <w:r>
-        <w:rPr>
-          <w:b/>
-          <w:bCs/>
-          <w:lang w:val="en-US"/>
-        </w:rPr>
-        <w:t xml:space="preserve">, </w:t>
-      </w:r>
-      <w:r>
-        <w:rPr>
-          <w:b/>
-          <w:bCs/>
-        </w:rPr>
-        <w:t>до</w:t>
-      </w:r>
-      <w:r>
-        <w:rPr>
-          <w:b/>
-          <w:bCs/>
-          <w:lang w:val="en-US"/>
-        </w:rPr>
-        <w:t xml:space="preserve"> </w:t>
-      </w:r>
-      <w:r>
-        <w:rPr>
-          <w:b/>
-          <w:bCs/>
-        </w:rPr>
-        <w:t>фич</w:t>
-      </w:r>
-      <w:r>
-        <w:rPr>
-          <w:b/>
-          <w:bCs/>
-          <w:lang w:val="en-US"/>
-        </w:rPr>
-        <w:t xml:space="preserve">. </w:t>
-      </w:r>
-      <w:r>
-        <w:rPr>
-          <w:b/>
-          <w:bCs/>
-        </w:rPr>
-        <w:t xml:space="preserve">Даже если первые команды — </w:t>
-      </w:r>
-      <w:proofErr w:type="spellStart"/>
-      <w:r>
-        <w:rPr>
-          <w:b/>
-          <w:bCs/>
-        </w:rPr>
-        <w:t>ChangeCurveStyle</w:t>
-      </w:r>
-      <w:proofErr w:type="spellEnd"/>
-      <w:r>
-        <w:rPr>
-          <w:b/>
-          <w:bCs/>
-        </w:rPr>
-        <w:t xml:space="preserve">, </w:t>
-      </w:r>
-      <w:proofErr w:type="spellStart"/>
-      <w:r>
-        <w:rPr>
-          <w:b/>
-          <w:bCs/>
-        </w:rPr>
-        <w:t>RenameCurve</w:t>
-      </w:r>
-      <w:proofErr w:type="spellEnd"/>
-      <w:r>
-        <w:rPr>
-          <w:b/>
-          <w:bCs/>
-        </w:rPr>
-        <w:t>. Потом фитинг/фильтры/аннотации добавляются без переделки UI.</w:t>
-      </w:r>
-    </w:p>
-    <w:p>
-      <w:pPr>
-        <w:rPr>
-          <w:b/>
-          <w:bCs/>
-        </w:rPr>
-      </w:pPr>
-      <w:r>
-        <w:rPr>
-          <w:b/>
-          <w:bCs/>
-        </w:rPr>
-        <w:t xml:space="preserve">2.2. </w:t>
-      </w:r>
-      <w:proofErr w:type="spellStart"/>
-      <w:r>
-        <w:rPr>
-          <w:b/>
-          <w:bCs/>
-        </w:rPr>
-        <w:t>SelectionModel</w:t>
-      </w:r>
-      <w:proofErr w:type="spellEnd"/>
-    </w:p>
-    <w:p>
-      <w:pPr>
-        <w:rPr>
-          <w:b/>
-          <w:bCs/>
-        </w:rPr>
-      </w:pPr>
-      <w:r>
-        <w:rPr>
-          <w:b/>
-          <w:bCs/>
-        </w:rPr>
-        <w:t xml:space="preserve">Сейчас выделение живёт в трёх местах: </w:t>
-      </w:r>
-      <w:proofErr w:type="spellStart"/>
-      <w:r>
-        <w:rPr>
-          <w:b/>
-          <w:bCs/>
-        </w:rPr>
-        <w:t>curve.is_curve_selected</w:t>
-      </w:r>
-      <w:proofErr w:type="spellEnd"/>
-      <w:r>
-        <w:rPr>
-          <w:b/>
-          <w:bCs/>
-        </w:rPr>
-        <w:t xml:space="preserve">, </w:t>
-      </w:r>
-      <w:proofErr w:type="spellStart"/>
-      <w:r>
-        <w:rPr>
-          <w:b/>
-          <w:bCs/>
-        </w:rPr>
-        <w:t>tree_</w:t>
-      </w:r>
-      <w:proofErr w:type="gramStart"/>
-      <w:r>
-        <w:rPr>
-          <w:b/>
-          <w:bCs/>
-        </w:rPr>
-        <w:t>widget.selectedItems</w:t>
-      </w:r>
-      <w:proofErr w:type="spellEnd"/>
-      <w:proofErr w:type="gramEnd"/>
-      <w:r>
-        <w:rPr>
-          <w:b/>
-          <w:bCs/>
-        </w:rPr>
-        <w:t xml:space="preserve">(), </w:t>
-      </w:r>
-      <w:proofErr w:type="spellStart"/>
-      <w:r>
-        <w:rPr>
-          <w:b/>
-          <w:bCs/>
-        </w:rPr>
-        <w:t>current_highlight</w:t>
-      </w:r>
-      <w:proofErr w:type="spellEnd"/>
-      <w:r>
-        <w:rPr>
-          <w:b/>
-          <w:bCs/>
-        </w:rPr>
-        <w:t xml:space="preserve"> в осциллограммах. Ввести единый </w:t>
-      </w:r>
-      <w:proofErr w:type="spellStart"/>
-      <w:proofErr w:type="gramStart"/>
-      <w:r>
-        <w:rPr>
-          <w:b/>
-          <w:bCs/>
-        </w:rPr>
-        <w:t>SelectionModel</w:t>
-      </w:r>
-      <w:proofErr w:type="spellEnd"/>
-      <w:r>
-        <w:rPr>
-          <w:b/>
-          <w:bCs/>
-        </w:rPr>
-        <w:t>(</w:t>
-      </w:r>
-      <w:proofErr w:type="spellStart"/>
-      <w:proofErr w:type="gramEnd"/>
-      <w:r>
-        <w:rPr>
-          <w:b/>
-          <w:bCs/>
-        </w:rPr>
-        <w:t>QObject</w:t>
-      </w:r>
-      <w:proofErr w:type="spellEnd"/>
-      <w:r>
-        <w:rPr>
-          <w:b/>
-          <w:bCs/>
-        </w:rPr>
-        <w:t xml:space="preserve">) с сигналом </w:t>
-      </w:r>
-      <w:proofErr w:type="spellStart"/>
-      <w:r>
-        <w:rPr>
-          <w:b/>
-          <w:bCs/>
-        </w:rPr>
-        <w:t>selection_changed</w:t>
-      </w:r>
-      <w:proofErr w:type="spellEnd"/>
-      <w:r>
-        <w:rPr>
-          <w:b/>
-          <w:bCs/>
-        </w:rPr>
-        <w:t>. Все виджеты слушают его. Тогда инспектор (из спринта 1) сразу подключается к одному источнику.</w:t>
       </w:r>
     </w:p>
     <w:p>
@@ -17346,7 +15900,6 @@
           <w:b/>
           <w:bCs/>
         </w:rPr>
-        <w:lastRenderedPageBreak/>
         <w:t>2.5. Логирование данных и событий</w:t>
       </w:r>
     </w:p>
@@ -17441,8 +15994,9 @@
           <w:b/>
           <w:bCs/>
         </w:rPr>
+        <w:lastRenderedPageBreak/>
         <w:pict w14:anchorId="26D7B0BB">
-          <v:rect id="_x0000_i1124" style="width:0;height:.75pt" o:hralign="center" o:hrstd="t" o:hr="t" fillcolor="#a0a0a0" stroked="f"/>
+          <v:rect id="_x0000_i1031" style="width:0;height:.75pt" o:hralign="center" o:hrstd="t" o:hr="t" fillcolor="#a0a0a0" stroked="f"/>
         </w:pict>
       </w:r>
     </w:p>
@@ -18127,7 +16681,7 @@
           <w:bCs/>
         </w:rPr>
         <w:pict w14:anchorId="3BA3ABCF">
-          <v:rect id="_x0000_i1125" style="width:0;height:.75pt" o:hralign="center" o:hrstd="t" o:hr="t" fillcolor="#a0a0a0" stroked="f"/>
+          <v:rect id="_x0000_i1032" style="width:0;height:.75pt" o:hralign="center" o:hrstd="t" o:hr="t" fillcolor="#a0a0a0" stroked="f"/>
         </w:pict>
       </w:r>
     </w:p>
@@ -18879,7 +17433,6 @@
           <w:b/>
           <w:bCs/>
         </w:rPr>
-        <w:lastRenderedPageBreak/>
         <w:t>Этап</w:t>
       </w:r>
       <w:r>
@@ -19042,6 +17595,7 @@
           <w:b/>
           <w:bCs/>
         </w:rPr>
+        <w:lastRenderedPageBreak/>
         <w:t xml:space="preserve">Итого ~5–6 недель </w:t>
       </w:r>
       <w:proofErr w:type="spellStart"/>
@@ -19090,7 +17644,7 @@
           <w:bCs/>
         </w:rPr>
         <w:pict w14:anchorId="1102EEAE">
-          <v:rect id="_x0000_i1126" style="width:0;height:.75pt" o:hralign="center" o:hrstd="t" o:hr="t" fillcolor="#a0a0a0" stroked="f"/>
+          <v:rect id="_x0000_i1033" style="width:0;height:.75pt" o:hralign="center" o:hrstd="t" o:hr="t" fillcolor="#a0a0a0" stroked="f"/>
         </w:pict>
       </w:r>
     </w:p>
@@ -19299,7 +17853,7 @@
           <w:bCs/>
         </w:rPr>
         <w:pict w14:anchorId="388B51D1">
-          <v:rect id="_x0000_i1127" style="width:0;height:.75pt" o:hralign="center" o:hrstd="t" o:hr="t" fillcolor="#a0a0a0" stroked="f"/>
+          <v:rect id="_x0000_i1034" style="width:0;height:.75pt" o:hralign="center" o:hrstd="t" o:hr="t" fillcolor="#a0a0a0" stroked="f"/>
         </w:pict>
       </w:r>
     </w:p>
@@ -19777,12 +18331,23 @@
             <w:hideMark/>
           </w:tcPr>
           <w:p>
+            <w:pPr>
+              <w:rPr>
+                <w:highlight w:val="green"/>
+              </w:rPr>
+            </w:pPr>
             <w:proofErr w:type="spellStart"/>
             <w:r>
+              <w:rPr>
+                <w:highlight w:val="green"/>
+              </w:rPr>
               <w:t>ActionRegistry</w:t>
             </w:r>
             <w:proofErr w:type="spellEnd"/>
             <w:r>
+              <w:rPr>
+                <w:highlight w:val="green"/>
+              </w:rPr>
               <w:t xml:space="preserve"> — единый реестр действий</w:t>
             </w:r>
           </w:p>
@@ -19800,15 +18365,29 @@
             <w:hideMark/>
           </w:tcPr>
           <w:p>
-            <w:r>
+            <w:pPr>
+              <w:rPr>
+                <w:highlight w:val="green"/>
+              </w:rPr>
+            </w:pPr>
+            <w:r>
+              <w:rPr>
+                <w:highlight w:val="green"/>
+              </w:rPr>
               <w:t>Все меню/</w:t>
             </w:r>
             <w:proofErr w:type="spellStart"/>
             <w:r>
+              <w:rPr>
+                <w:highlight w:val="green"/>
+              </w:rPr>
               <w:t>тулбары</w:t>
             </w:r>
             <w:proofErr w:type="spellEnd"/>
             <w:r>
+              <w:rPr>
+                <w:highlight w:val="green"/>
+              </w:rPr>
               <w:t>/контекст строятся из одного места</w:t>
             </w:r>
           </w:p>
@@ -19826,7 +18405,15 @@
             <w:hideMark/>
           </w:tcPr>
           <w:p>
-            <w:r>
+            <w:pPr>
+              <w:rPr>
+                <w:highlight w:val="green"/>
+              </w:rPr>
+            </w:pPr>
+            <w:r>
+              <w:rPr>
+                <w:highlight w:val="green"/>
+              </w:rPr>
               <w:t>3–4 дня</w:t>
             </w:r>
           </w:p>
@@ -19864,16 +18451,30 @@
             <w:hideMark/>
           </w:tcPr>
           <w:p>
+            <w:pPr>
+              <w:rPr>
+                <w:highlight w:val="green"/>
+              </w:rPr>
+            </w:pPr>
             <w:proofErr w:type="spellStart"/>
             <w:r>
+              <w:rPr>
+                <w:highlight w:val="green"/>
+              </w:rPr>
               <w:t>QUndoStack</w:t>
             </w:r>
             <w:proofErr w:type="spellEnd"/>
             <w:r>
+              <w:rPr>
+                <w:highlight w:val="green"/>
+              </w:rPr>
               <w:t xml:space="preserve"> + базовый </w:t>
             </w:r>
             <w:proofErr w:type="spellStart"/>
             <w:r>
+              <w:rPr>
+                <w:highlight w:val="green"/>
+              </w:rPr>
               <w:t>QUndoCommand</w:t>
             </w:r>
             <w:proofErr w:type="spellEnd"/>
@@ -19892,12 +18493,23 @@
             <w:hideMark/>
           </w:tcPr>
           <w:p>
+            <w:pPr>
+              <w:rPr>
+                <w:highlight w:val="green"/>
+              </w:rPr>
+            </w:pPr>
             <w:proofErr w:type="spellStart"/>
             <w:r>
+              <w:rPr>
+                <w:highlight w:val="green"/>
+              </w:rPr>
               <w:t>Отменяемость</w:t>
             </w:r>
             <w:proofErr w:type="spellEnd"/>
             <w:r>
+              <w:rPr>
+                <w:highlight w:val="green"/>
+              </w:rPr>
               <w:t xml:space="preserve"> операций — главный признак «удобно»</w:t>
             </w:r>
           </w:p>
@@ -19915,7 +18527,15 @@
             <w:hideMark/>
           </w:tcPr>
           <w:p>
-            <w:r>
+            <w:pPr>
+              <w:rPr>
+                <w:highlight w:val="green"/>
+              </w:rPr>
+            </w:pPr>
+            <w:r>
+              <w:rPr>
+                <w:highlight w:val="green"/>
+              </w:rPr>
               <w:t>2–3 дня</w:t>
             </w:r>
           </w:p>
@@ -19935,7 +18555,15 @@
             <w:hideMark/>
           </w:tcPr>
           <w:p>
-            <w:r>
+            <w:pPr>
+              <w:rPr>
+                <w:highlight w:val="green"/>
+              </w:rPr>
+            </w:pPr>
+            <w:r>
+              <w:rPr>
+                <w:highlight w:val="green"/>
+              </w:rPr>
               <w:t>1.3</w:t>
             </w:r>
           </w:p>
@@ -19953,15 +18581,29 @@
             <w:hideMark/>
           </w:tcPr>
           <w:p>
-            <w:r>
+            <w:pPr>
+              <w:rPr>
+                <w:highlight w:val="green"/>
+              </w:rPr>
+            </w:pPr>
+            <w:r>
+              <w:rPr>
+                <w:highlight w:val="green"/>
+              </w:rPr>
               <w:t xml:space="preserve">Правый </w:t>
             </w:r>
             <w:proofErr w:type="spellStart"/>
             <w:r>
+              <w:rPr>
+                <w:highlight w:val="green"/>
+              </w:rPr>
               <w:t>QDockWidget</w:t>
             </w:r>
             <w:proofErr w:type="spellEnd"/>
             <w:r>
+              <w:rPr>
+                <w:highlight w:val="green"/>
+              </w:rPr>
               <w:t xml:space="preserve"> «Инспектор» (пустой каркас)</w:t>
             </w:r>
           </w:p>
@@ -19979,7 +18621,15 @@
             <w:hideMark/>
           </w:tcPr>
           <w:p>
-            <w:r>
+            <w:pPr>
+              <w:rPr>
+                <w:highlight w:val="green"/>
+              </w:rPr>
+            </w:pPr>
+            <w:r>
+              <w:rPr>
+                <w:highlight w:val="green"/>
+              </w:rPr>
               <w:t>Место для всех будущих панелей</w:t>
             </w:r>
           </w:p>
@@ -19997,7 +18647,15 @@
             <w:hideMark/>
           </w:tcPr>
           <w:p>
-            <w:r>
+            <w:pPr>
+              <w:rPr>
+                <w:highlight w:val="green"/>
+              </w:rPr>
+            </w:pPr>
+            <w:r>
+              <w:rPr>
+                <w:highlight w:val="green"/>
+              </w:rPr>
               <w:t>2 дня</w:t>
             </w:r>
           </w:p>
@@ -20017,7 +18675,15 @@
             <w:hideMark/>
           </w:tcPr>
           <w:p>
-            <w:r>
+            <w:pPr>
+              <w:rPr>
+                <w:highlight w:val="green"/>
+              </w:rPr>
+            </w:pPr>
+            <w:r>
+              <w:rPr>
+                <w:highlight w:val="green"/>
+              </w:rPr>
               <w:t>1.4</w:t>
             </w:r>
           </w:p>
@@ -20035,15 +18701,29 @@
             <w:hideMark/>
           </w:tcPr>
           <w:p>
-            <w:r>
+            <w:pPr>
+              <w:rPr>
+                <w:highlight w:val="green"/>
+              </w:rPr>
+            </w:pPr>
+            <w:r>
+              <w:rPr>
+                <w:highlight w:val="green"/>
+              </w:rPr>
               <w:t xml:space="preserve">Перенести </w:t>
             </w:r>
             <w:proofErr w:type="spellStart"/>
             <w:r>
+              <w:rPr>
+                <w:highlight w:val="green"/>
+              </w:rPr>
               <w:t>GraphCustomizer</w:t>
             </w:r>
             <w:proofErr w:type="spellEnd"/>
             <w:r>
+              <w:rPr>
+                <w:highlight w:val="green"/>
+              </w:rPr>
               <w:t xml:space="preserve"> → вкладка «Стиль» инспектора</w:t>
             </w:r>
           </w:p>
@@ -20061,7 +18741,15 @@
             <w:hideMark/>
           </w:tcPr>
           <w:p>
-            <w:r>
+            <w:pPr>
+              <w:rPr>
+                <w:highlight w:val="green"/>
+              </w:rPr>
+            </w:pPr>
+            <w:r>
+              <w:rPr>
+                <w:highlight w:val="green"/>
+              </w:rPr>
               <w:t>Первое наполнение инспектора, проверка архитектуры</w:t>
             </w:r>
           </w:p>
@@ -20079,7 +18767,15 @@
             <w:hideMark/>
           </w:tcPr>
           <w:p>
-            <w:r>
+            <w:pPr>
+              <w:rPr>
+                <w:highlight w:val="green"/>
+              </w:rPr>
+            </w:pPr>
+            <w:r>
+              <w:rPr>
+                <w:highlight w:val="green"/>
+              </w:rPr>
               <w:t>2 дня</w:t>
             </w:r>
           </w:p>
@@ -20099,7 +18795,15 @@
             <w:hideMark/>
           </w:tcPr>
           <w:p>
-            <w:r>
+            <w:pPr>
+              <w:rPr>
+                <w:highlight w:val="green"/>
+              </w:rPr>
+            </w:pPr>
+            <w:r>
+              <w:rPr>
+                <w:highlight w:val="green"/>
+              </w:rPr>
               <w:t>1.5</w:t>
             </w:r>
           </w:p>
@@ -20117,15 +18821,29 @@
             <w:hideMark/>
           </w:tcPr>
           <w:p>
-            <w:r>
+            <w:pPr>
+              <w:rPr>
+                <w:highlight w:val="green"/>
+              </w:rPr>
+            </w:pPr>
+            <w:r>
+              <w:rPr>
+                <w:highlight w:val="green"/>
+              </w:rPr>
               <w:t xml:space="preserve">Перенести </w:t>
             </w:r>
             <w:proofErr w:type="spellStart"/>
             <w:r>
+              <w:rPr>
+                <w:highlight w:val="green"/>
+              </w:rPr>
               <w:t>filters_win</w:t>
             </w:r>
             <w:proofErr w:type="spellEnd"/>
             <w:r>
+              <w:rPr>
+                <w:highlight w:val="green"/>
+              </w:rPr>
               <w:t xml:space="preserve"> → вкладка «Фильтры» инспектора</w:t>
             </w:r>
           </w:p>
@@ -20143,7 +18861,15 @@
             <w:hideMark/>
           </w:tcPr>
           <w:p>
-            <w:r>
+            <w:pPr>
+              <w:rPr>
+                <w:highlight w:val="green"/>
+              </w:rPr>
+            </w:pPr>
+            <w:r>
+              <w:rPr>
+                <w:highlight w:val="green"/>
+              </w:rPr>
               <w:t>Второе наполнение, унификация UX</w:t>
             </w:r>
           </w:p>
@@ -20161,7 +18887,15 @@
             <w:hideMark/>
           </w:tcPr>
           <w:p>
-            <w:r>
+            <w:pPr>
+              <w:rPr>
+                <w:highlight w:val="green"/>
+              </w:rPr>
+            </w:pPr>
+            <w:r>
+              <w:rPr>
+                <w:highlight w:val="green"/>
+              </w:rPr>
               <w:t>2–3 дня</w:t>
             </w:r>
           </w:p>
@@ -20181,7 +18915,15 @@
             <w:hideMark/>
           </w:tcPr>
           <w:p>
-            <w:r>
+            <w:pPr>
+              <w:rPr>
+                <w:highlight w:val="green"/>
+              </w:rPr>
+            </w:pPr>
+            <w:r>
+              <w:rPr>
+                <w:highlight w:val="green"/>
+              </w:rPr>
               <w:t>1.6</w:t>
             </w:r>
           </w:p>
@@ -20199,11 +18941,22 @@
             <w:hideMark/>
           </w:tcPr>
           <w:p>
-            <w:r>
+            <w:pPr>
+              <w:rPr>
+                <w:highlight w:val="green"/>
+              </w:rPr>
+            </w:pPr>
+            <w:r>
+              <w:rPr>
+                <w:highlight w:val="green"/>
+              </w:rPr>
               <w:t xml:space="preserve">Инспектор слушает выделение в </w:t>
             </w:r>
             <w:proofErr w:type="spellStart"/>
             <w:r>
+              <w:rPr>
+                <w:highlight w:val="green"/>
+              </w:rPr>
               <w:t>tree_curves</w:t>
             </w:r>
             <w:proofErr w:type="spellEnd"/>
@@ -20222,7 +18975,15 @@
             <w:hideMark/>
           </w:tcPr>
           <w:p>
-            <w:r>
+            <w:pPr>
+              <w:rPr>
+                <w:highlight w:val="green"/>
+              </w:rPr>
+            </w:pPr>
+            <w:r>
+              <w:rPr>
+                <w:highlight w:val="green"/>
+              </w:rPr>
               <w:t>Связь «выделил кривую → вижу её свойства»</w:t>
             </w:r>
           </w:p>
@@ -20240,7 +19001,15 @@
             <w:hideMark/>
           </w:tcPr>
           <w:p>
-            <w:r>
+            <w:pPr>
+              <w:rPr>
+                <w:highlight w:val="green"/>
+              </w:rPr>
+            </w:pPr>
+            <w:r>
+              <w:rPr>
+                <w:highlight w:val="green"/>
+              </w:rPr>
               <w:t>1–2 дня</w:t>
             </w:r>
           </w:p>
@@ -20260,7 +19029,15 @@
             <w:hideMark/>
           </w:tcPr>
           <w:p>
-            <w:r>
+            <w:pPr>
+              <w:rPr>
+                <w:highlight w:val="green"/>
+              </w:rPr>
+            </w:pPr>
+            <w:r>
+              <w:rPr>
+                <w:highlight w:val="green"/>
+              </w:rPr>
               <w:t>1.7</w:t>
             </w:r>
           </w:p>
@@ -20278,7 +19055,15 @@
             <w:hideMark/>
           </w:tcPr>
           <w:p>
-            <w:r>
+            <w:pPr>
+              <w:rPr>
+                <w:highlight w:val="green"/>
+              </w:rPr>
+            </w:pPr>
+            <w:r>
+              <w:rPr>
+                <w:highlight w:val="green"/>
+              </w:rPr>
               <w:t>Верхнее меню из реестра (Файл/Правка/Данные/График/Вид)</w:t>
             </w:r>
           </w:p>
@@ -20296,7 +19081,15 @@
             <w:hideMark/>
           </w:tcPr>
           <w:p>
-            <w:r>
+            <w:pPr>
+              <w:rPr>
+                <w:highlight w:val="green"/>
+              </w:rPr>
+            </w:pPr>
+            <w:r>
+              <w:rPr>
+                <w:highlight w:val="green"/>
+              </w:rPr>
               <w:t>Переход на единый источник действий</w:t>
             </w:r>
           </w:p>
@@ -20314,7 +19107,15 @@
             <w:hideMark/>
           </w:tcPr>
           <w:p>
-            <w:r>
+            <w:pPr>
+              <w:rPr>
+                <w:highlight w:val="green"/>
+              </w:rPr>
+            </w:pPr>
+            <w:r>
+              <w:rPr>
+                <w:highlight w:val="green"/>
+              </w:rPr>
               <w:t>1–2 дня</w:t>
             </w:r>
           </w:p>
@@ -20352,7 +19153,7 @@
     <w:p>
       <w:r>
         <w:pict w14:anchorId="1B83A9B5">
-          <v:rect id="_x0000_i1055" style="width:0;height:.75pt" o:hralign="center" o:hrstd="t" o:hr="t" fillcolor="#a0a0a0" stroked="f"/>
+          <v:rect id="_x0000_i1035" style="width:0;height:.75pt" o:hralign="center" o:hrstd="t" o:hr="t" fillcolor="#a0a0a0" stroked="f"/>
         </w:pict>
       </w:r>
     </w:p>
@@ -21139,7 +19940,7 @@
     <w:p>
       <w:r>
         <w:pict w14:anchorId="25124C3D">
-          <v:rect id="_x0000_i1056" style="width:0;height:.75pt" o:hralign="center" o:hrstd="t" o:hr="t" fillcolor="#a0a0a0" stroked="f"/>
+          <v:rect id="_x0000_i1036" style="width:0;height:.75pt" o:hralign="center" o:hrstd="t" o:hr="t" fillcolor="#a0a0a0" stroked="f"/>
         </w:pict>
       </w:r>
     </w:p>
@@ -21279,6 +20080,11 @@
             <w:hideMark/>
           </w:tcPr>
           <w:p>
+            <w:pPr>
+              <w:rPr>
+                <w:lang w:val="en-US"/>
+              </w:rPr>
+            </w:pPr>
             <w:r>
               <w:t>3.1</w:t>
             </w:r>
@@ -21297,11 +20103,22 @@
             <w:hideMark/>
           </w:tcPr>
           <w:p>
-            <w:r>
+            <w:pPr>
+              <w:rPr>
+                <w:highlight w:val="green"/>
+              </w:rPr>
+            </w:pPr>
+            <w:r>
+              <w:rPr>
+                <w:highlight w:val="green"/>
+              </w:rPr>
               <w:t xml:space="preserve">Подключить </w:t>
             </w:r>
             <w:proofErr w:type="spellStart"/>
             <w:r>
+              <w:rPr>
+                <w:highlight w:val="green"/>
+              </w:rPr>
               <w:t>scipy</w:t>
             </w:r>
             <w:proofErr w:type="spellEnd"/>
@@ -21320,7 +20137,15 @@
             <w:hideMark/>
           </w:tcPr>
           <w:p>
-            <w:r>
+            <w:pPr>
+              <w:rPr>
+                <w:highlight w:val="green"/>
+              </w:rPr>
+            </w:pPr>
+            <w:r>
+              <w:rPr>
+                <w:highlight w:val="green"/>
+              </w:rPr>
               <w:t>База для фитинга, пиков, FFT</w:t>
             </w:r>
           </w:p>
@@ -21338,7 +20163,15 @@
             <w:hideMark/>
           </w:tcPr>
           <w:p>
-            <w:r>
+            <w:pPr>
+              <w:rPr>
+                <w:highlight w:val="green"/>
+              </w:rPr>
+            </w:pPr>
+            <w:r>
+              <w:rPr>
+                <w:highlight w:val="green"/>
+              </w:rPr>
               <w:t>0.5 дня</w:t>
             </w:r>
           </w:p>
@@ -21960,7 +20793,7 @@
     <w:p>
       <w:r>
         <w:pict w14:anchorId="4A038A14">
-          <v:rect id="_x0000_i1057" style="width:0;height:.75pt" o:hralign="center" o:hrstd="t" o:hr="t" fillcolor="#a0a0a0" stroked="f"/>
+          <v:rect id="_x0000_i1037" style="width:0;height:.75pt" o:hralign="center" o:hrstd="t" o:hr="t" fillcolor="#a0a0a0" stroked="f"/>
         </w:pict>
       </w:r>
     </w:p>
@@ -22739,7 +21572,7 @@
     <w:p>
       <w:r>
         <w:pict w14:anchorId="04D4EF28">
-          <v:rect id="_x0000_i1058" style="width:0;height:.75pt" o:hralign="center" o:hrstd="t" o:hr="t" fillcolor="#a0a0a0" stroked="f"/>
+          <v:rect id="_x0000_i1038" style="width:0;height:.75pt" o:hralign="center" o:hrstd="t" o:hr="t" fillcolor="#a0a0a0" stroked="f"/>
         </w:pict>
       </w:r>
     </w:p>
@@ -23368,7 +22201,7 @@
     <w:p>
       <w:r>
         <w:pict w14:anchorId="77E79111">
-          <v:rect id="_x0000_i1059" style="width:0;height:.75pt" o:hralign="center" o:hrstd="t" o:hr="t" fillcolor="#a0a0a0" stroked="f"/>
+          <v:rect id="_x0000_i1039" style="width:0;height:.75pt" o:hralign="center" o:hrstd="t" o:hr="t" fillcolor="#a0a0a0" stroked="f"/>
         </w:pict>
       </w:r>
     </w:p>
@@ -26526,6 +25359,7 @@
   <w:style w:type="character" w:default="1" w:styleId="a0">
     <w:name w:val="Default Paragraph Font"/>
     <w:uiPriority w:val="1"/>
+    <w:semiHidden/>
     <w:unhideWhenUsed/>
   </w:style>
   <w:style w:type="table" w:default="1" w:styleId="a1">
